--- a/src/OpenXmlHtml.Tests/WordConvertToDocxTests.FootnoteFromBlockquoteCite.DotNet.verified.docx
+++ b/src/OpenXmlHtml.Tests/WordConvertToDocxTests.FootnoteFromBlockquoteCite.DotNet.verified.docx
@@ -4,7 +4,7 @@
   <w:body>
     <w:p>
       <w:r>
-        <w:t xml:space="preserve"> To be or not to be, that is the question. </w:t>
+        <w:t xml:space="preserve">To be or not to be, that is the question. </w:t>
       </w:r>
       <w:r>
         <w:rPr>

--- a/src/OpenXmlHtml.Tests/WordConvertToDocxTests.FootnoteFromBlockquoteCite.DotNet.verified.docx
+++ b/src/OpenXmlHtml.Tests/WordConvertToDocxTests.FootnoteFromBlockquoteCite.DotNet.verified.docx
@@ -4,7 +4,7 @@
   <w:body>
     <w:p>
       <w:r>
-        <w:t xml:space="preserve">To be or not to be, that is the question. </w:t>
+        <w:t xml:space="preserve"> To be or not to be, that is the question. </w:t>
       </w:r>
       <w:r>
         <w:rPr>
